--- a/klagomål/A 33004-2026 FSC-klagomål.docx
+++ b/klagomål/A 33004-2026 FSC-klagomål.docx
@@ -681,7 +681,7 @@
     <w:r>
       <w:tab/>
       <w:tab/>
-      <w:t>2026-09-14</w:t>
+      <w:t>2026-09-15</w:t>
       <w:br/>
       <w:br/>
     </w:r>

--- a/klagomål/A 33004-2026 FSC-klagomål.docx
+++ b/klagomål/A 33004-2026 FSC-klagomål.docx
@@ -681,7 +681,7 @@
     <w:r>
       <w:tab/>
       <w:tab/>
-      <w:t>2026-09-15</w:t>
+      <w:t>2026-09-16</w:t>
       <w:br/>
       <w:br/>
     </w:r>

--- a/klagomål/A 33004-2026 FSC-klagomål.docx
+++ b/klagomål/A 33004-2026 FSC-klagomål.docx
@@ -178,7 +178,7 @@
       <w:r>
         <w:drawing>
           <wp:inline xmlns:a="http://schemas.openxmlformats.org/drawingml/2006/main" xmlns:pic="http://schemas.openxmlformats.org/drawingml/2006/picture">
-            <wp:extent cx="5486400" cy="4724714"/>
+            <wp:extent cx="5486400" cy="4973582"/>
             <wp:docPr id="1" name="Picture 1"/>
             <wp:cNvGraphicFramePr>
               <a:graphicFrameLocks noChangeAspect="1"/>
@@ -199,7 +199,7 @@
                   <pic:spPr>
                     <a:xfrm>
                       <a:off x="0" y="0"/>
-                      <a:ext cx="5486400" cy="4724714"/>
+                      <a:ext cx="5486400" cy="4973582"/>
                     </a:xfrm>
                     <a:prstGeom prst="rect"/>
                   </pic:spPr>
@@ -216,12 +216,12 @@
         <w:spacing w:after="240"/>
       </w:pPr>
       <w:r>
-        <w:t>Figur 1. Fyndplatser för naturvårdsarter inom 4 meter från avverkningsanmälan. Markörer utan svart kant är placerade på fyndplatsen. Markörer med svart kant är placerade vid sidan av fyndplatsen och har ett svart streck som visar fyndplatsens exakta position. Kartans mittpunktskoordinat är N 6577372, E 585103 i SWEREF 99 TM.</w:t>
+        <w:t>Figur 1. Fyndplatser för naturvårdsarter i och inom 22 meter från avverkningsanmälan. Markörer utan svart kant är placerade på fyndplatsen. Markörer med svart kant är placerade vid sidan av fyndplatsen och har ett svart streck som visar fyndplatsens exakta position. Kartans mittpunktskoordinat är N 6577372, E 585103 i SWEREF 99 TM.</w:t>
       </w:r>
     </w:p>
     <w:p>
       <w:r>
-        <w:t>Inom 4 meter från avverkningsanmälan finns fynd av 1 naturvårdsarter, varav 1 är fridlyst och 1 är typisk (T): blåsippa (T, §9). Se Figur 1.</w:t>
+        <w:t>I och inom 22 meter från avverkningsanmälan finns fynd av 6 naturvårdsarter, varav 1 är rödlistad, 3 är fridlysta, 4 är typiska (T) och 2 är signalarter (S): älg (NT), hasselticka (S, T), tibast (S, T), blåsippa (T, §9), spillkråka (T, §4) och vanlig padda (§6). Se Figur 1.</w:t>
       </w:r>
     </w:p>
     <w:p>
@@ -244,7 +244,56 @@
     </w:p>
     <w:p>
       <w:r>
-        <w:t>Nedan följer beskrivningar av de naturvårdsarter och fridlysta arter som har sina livsmiljöer och växtplatser i den avverkningsanmälda skogen. De påträffade naturvårdsarterna är ett tydligt kvitto på att det rör sig om en skog med höga naturvärden.</w:t>
+        <w:t>Nedan följer beskrivningar av de naturvårdsarter och fridlysta arter som har sina livsmiljöer och växtplatser i den avverkningsanmälda skogen. Se även ytterligare artfakta i BILAGA 1. De påträffade naturvårdsarterna är ett tydligt kvitto på att det rör sig om en skog med höga naturvärden.</w:t>
+      </w:r>
+    </w:p>
+    <w:p>
+      <w:r>
+        <w:rPr>
+          <w:b/>
+        </w:rPr>
+        <w:t>Hasselticka</w:t>
+      </w:r>
+      <w:r>
+        <w:t xml:space="preserve"> är en bra signalart för lundar med höga naturvärden. På lokalerna förekommer ofta många andra ovanliga och rödlistade arter. Växtplatserna har normalt långvarig lövkontinuitet av hassel (ibland al). Den kräver dessutom att det successivt bildas, och i området kontinuerligt förekommit, en viss mängd döda stammar. Arten tycks saknas i sekundära och i sen tid uppkomna al- och hasselmarker om dessa inte ligger i direkt anslutning till äldre förekomster. Hasselticka är typisk art för </w:t>
+      </w:r>
+      <w:r>
+        <w:rPr>
+          <w:i/>
+        </w:rPr>
+        <w:t xml:space="preserve">9020 Nordlig ädellövskog </w:t>
+      </w:r>
+      <w:r>
+        <w:t xml:space="preserve">och </w:t>
+      </w:r>
+      <w:r>
+        <w:rPr>
+          <w:i/>
+        </w:rPr>
+        <w:t xml:space="preserve">9160 Näringsrik ekskog </w:t>
+      </w:r>
+      <w:r>
+        <w:t>(Nitare &amp; Skogsstyrelsen, 2019; SLU Artdatabanken, 2025).</w:t>
+      </w:r>
+    </w:p>
+    <w:p>
+      <w:r>
+        <w:rPr>
+          <w:b/>
+        </w:rPr>
+        <w:t>Tibast</w:t>
+      </w:r>
+      <w:r>
+        <w:t xml:space="preserve"> är en kalkgynnad buske som växer på mullrik, frisk eller svagt fuktig mark, exempelvis i gamla kalkgranskogar, lövträdslundar, varma källpåverkade sluttningar och exklusiva biotoper kopplade till vattendrag. Förekomster i gammal skog visar på höga naturvärden och bör alltid noteras i samband med naturvärdesinventeringar. Tibast är typisk art för </w:t>
+      </w:r>
+      <w:r>
+        <w:rPr>
+          <w:i/>
+        </w:rPr>
+        <w:t>9050 Näringsrik granskog</w:t>
+      </w:r>
+      <w:r>
+        <w:t xml:space="preserve"> och värdväxt för de två fjärilsarterna större tibastmal och brun tibastmal (CR) (SLU Artdatabanken, 2024; Nitare &amp; Skogsstyrelsen, 2019).</w:t>
       </w:r>
     </w:p>
     <w:p>
@@ -274,6 +323,35 @@
       </w:r>
       <w:r>
         <w:t xml:space="preserve"> (SLU Artdatabanken, 2025).</w:t>
+      </w:r>
+    </w:p>
+    <w:p>
+      <w:r>
+        <w:rPr>
+          <w:b/>
+        </w:rPr>
+        <w:t>Spillkråka (§4)</w:t>
+      </w:r>
+      <w:r>
+        <w:t xml:space="preserve"> omfattas av bilaga 1 i EU:s fågeldirektiv och är typisk art för </w:t>
+      </w:r>
+      <w:r>
+        <w:rPr>
+          <w:i/>
+        </w:rPr>
+        <w:t xml:space="preserve">9010 Taiga </w:t>
+      </w:r>
+      <w:r>
+        <w:t>och</w:t>
+      </w:r>
+      <w:r>
+        <w:rPr>
+          <w:i/>
+        </w:rPr>
+        <w:t xml:space="preserve"> 9740 Skogsbevuxen myr</w:t>
+      </w:r>
+      <w:r>
+        <w:t>. Den behöver grova träd, främst tall, asp och bok som boträd. Skogsbruk med korta omloppstider och täta, homogena ungskogar utgör det största hotet. Spillkråka är en nyckelart i skogliga miljöer vars övergivna bohål utnyttjas av flera andra hålhäckande fågelarter och fladdermöss, däribland pärluggla (EN, §4), knipa (§4), salskrake (§4) och skogsduva (§4). Hökuggla (VU, §4) och slaguggla (§4) häckar ofta i högstubbar som brutits av i höjd med ett gammalt spillkråkebo (SLU Artdatabanken, 2026; Skogsstyrelsen, 2016).</w:t>
       </w:r>
     </w:p>
     <w:p>
@@ -328,6 +406,22 @@
       <w:r>
         <w:t>I den avverkningsanmälda skogen har fridlysta arter sina livsmiljöer och växtplatser. Att skada de fridlysta arternas livsmiljöer, växtplatser eller ekologiska funktion är inte tillåtet enligt artskyddsförordningen.</w:t>
       </w:r>
+      <w:r>
+        <w:rPr>
+          <w:i/>
+        </w:rPr>
+        <w:t xml:space="preserve"> EU:s medlemsländer och skogsbolag är skyldiga att agera i enlighet med EU:s fågeldirektiv där det uttryckligen står att direktivet gäller för fåglar samt för deras ägg, bon och </w:t>
+      </w:r>
+      <w:r>
+        <w:rPr>
+          <w:b/>
+          <w:i/>
+        </w:rPr>
+        <w:t xml:space="preserve">livsmiljöer </w:t>
+      </w:r>
+      <w:r>
+        <w:t>(artikel 1). Vidare att de åtgärder som vidtas inte får leda till en försämring av den nuvarande situationen beträffande bevarandet av de fågelarter som avses i artikel 1 (artikel 13).</w:t>
+      </w:r>
     </w:p>
     <w:p>
       <w:r>
@@ -366,7 +460,7 @@
         <w:rPr>
           <w:i/>
         </w:rPr>
-        <w:t>I det avverkningsanmälda skogsområdet har 1 naturvårdsarter varav 0 rödlistade arter sina livsmiljöer och växtplatser.</w:t>
+        <w:t>I det avverkningsanmälda skogsområdet har 6 naturvårdsarter varav 1 rödlistade arter sina livsmiljöer och växtplatser.</w:t>
       </w:r>
     </w:p>
     <w:p>
@@ -553,6 +647,91 @@
         <w:t>I den avverkningsanmälda skogen har fridlysta arter sina livsmiljöer och växtplatser. Att skada de fridlysta arternas livsmiljöer, växtplatser eller ekologiska funktion är inte tillåtet enligt artskyddsförordningen</w:t>
       </w:r>
     </w:p>
+    <w:p>
+      <w:r>
+        <w:br w:type="page"/>
+      </w:r>
+    </w:p>
+    <w:p>
+      <w:pPr>
+        <w:pStyle w:val="Title"/>
+      </w:pPr>
+      <w:r>
+        <w:t>BILAGA 1 – Fridlysta arter</w:t>
+      </w:r>
+    </w:p>
+    <w:p>
+      <w:pPr>
+        <w:pStyle w:val="Heading1"/>
+      </w:pPr>
+      <w:r>
+        <w:t>Spillkråka – ekologi samt krav på livsmiljön</w:t>
+      </w:r>
+    </w:p>
+    <w:p>
+      <w:r>
+        <w:t xml:space="preserve">Spillkråka (§4) ingår i bilaga 1 EU:s fågeldirektiv och är typisk art för </w:t>
+      </w:r>
+      <w:r>
+        <w:rPr>
+          <w:i/>
+        </w:rPr>
+        <w:t xml:space="preserve">9010 Taiga </w:t>
+      </w:r>
+      <w:r>
+        <w:t>och</w:t>
+      </w:r>
+      <w:r>
+        <w:rPr>
+          <w:i/>
+        </w:rPr>
+        <w:t xml:space="preserve"> 9740 Skogsbevuxen myr</w:t>
+      </w:r>
+      <w:r>
+        <w:t>. Den lever i både barr- och blandskog liksom i ren lövskog. De tätaste populationerna tenderar att finnas i äldre, variationsrik blandskog med gott om död ved och gamla träd. Varje par utnyttjar 400–1000 hektar skog beroende på skogens kvalitet. Skogsbruk med korta omloppstider och täta, homogena ungskogar utgör det största hotet (SLU Artdatabanken, 2026).</w:t>
+      </w:r>
+    </w:p>
+    <w:p>
+      <w:r>
+        <w:t>Spillkråka är en nyckelart i skogliga miljöer vars övergivna bohål utnyttjas av flera andra hålhäckande fågelarter och fladdermöss, däribland pärluggla (EN, §4), knipa (§4), salskrake (§4) och skogsduva (§4). Hökuggla (VU, §4) och slaguggla (§4) häckar ofta i högstubbar som brutits av i höjd med ett gammalt spillkråkebo (Skogsstyrelsen, 2016).</w:t>
+      </w:r>
+    </w:p>
+    <w:p>
+      <w:pPr>
+        <w:pStyle w:val="Heading2"/>
+      </w:pPr>
+      <w:r>
+        <w:t>Referenser – spillkråka</w:t>
+      </w:r>
+    </w:p>
+    <w:p>
+      <w:r>
+        <w:t xml:space="preserve">Skogsstyrelsen, 2016. </w:t>
+      </w:r>
+      <w:r>
+        <w:rPr>
+          <w:i/>
+        </w:rPr>
+        <w:t xml:space="preserve">Vägledning för hänsyn till spillkråka. </w:t>
+      </w:r>
+      <w:r>
+        <w:t>Vägledningar och kunskapsstöd artskydd – Skogsstyrelsen.</w:t>
+      </w:r>
+    </w:p>
+    <w:p>
+      <w:r>
+        <w:t xml:space="preserve">SLU Artdatabanken, 2026. </w:t>
+      </w:r>
+      <w:r>
+        <w:rPr>
+          <w:i/>
+        </w:rPr>
+        <w:t xml:space="preserve">Artfaktablad. Naturvård – artfakta. </w:t>
+      </w:r>
+      <w:r>
+        <w:t>SLU Artdatabanken, Uppsala.</w:t>
+      </w:r>
+    </w:p>
     <w:sectPr>
       <w:headerReference w:type="even" r:id="rId8"/>
       <w:headerReference w:type="default" r:id="rId9"/>
@@ -681,7 +860,7 @@
     <w:r>
       <w:tab/>
       <w:tab/>
-      <w:t>2026-09-16</w:t>
+      <w:t>2026-09-17</w:t>
       <w:br/>
       <w:br/>
     </w:r>

--- a/klagomål/A 33004-2026 FSC-klagomål.docx
+++ b/klagomål/A 33004-2026 FSC-klagomål.docx
@@ -860,7 +860,7 @@
     <w:r>
       <w:tab/>
       <w:tab/>
-      <w:t>2026-09-17</w:t>
+      <w:t>2026-09-18</w:t>
       <w:br/>
       <w:br/>
     </w:r>

--- a/klagomål/A 33004-2026 FSC-klagomål.docx
+++ b/klagomål/A 33004-2026 FSC-klagomål.docx
@@ -860,7 +860,7 @@
     <w:r>
       <w:tab/>
       <w:tab/>
-      <w:t>2026-09-18</w:t>
+      <w:t>2026-09-19</w:t>
       <w:br/>
       <w:br/>
     </w:r>

--- a/klagomål/A 33004-2026 FSC-klagomål.docx
+++ b/klagomål/A 33004-2026 FSC-klagomål.docx
@@ -860,7 +860,7 @@
     <w:r>
       <w:tab/>
       <w:tab/>
-      <w:t>2026-09-19</w:t>
+      <w:t>2026-09-21</w:t>
       <w:br/>
       <w:br/>
     </w:r>

--- a/klagomål/A 33004-2026 FSC-klagomål.docx
+++ b/klagomål/A 33004-2026 FSC-klagomål.docx
@@ -860,7 +860,7 @@
     <w:r>
       <w:tab/>
       <w:tab/>
-      <w:t>2026-09-21</w:t>
+      <w:t>2026-09-23</w:t>
       <w:br/>
       <w:br/>
     </w:r>

--- a/klagomål/A 33004-2026 FSC-klagomål.docx
+++ b/klagomål/A 33004-2026 FSC-klagomål.docx
@@ -860,7 +860,7 @@
     <w:r>
       <w:tab/>
       <w:tab/>
-      <w:t>2026-09-23</w:t>
+      <w:t>2026-09-24</w:t>
       <w:br/>
       <w:br/>
     </w:r>

--- a/klagomål/A 33004-2026 FSC-klagomål.docx
+++ b/klagomål/A 33004-2026 FSC-klagomål.docx
@@ -860,7 +860,7 @@
     <w:r>
       <w:tab/>
       <w:tab/>
-      <w:t>2026-09-24</w:t>
+      <w:t>2026-09-25</w:t>
       <w:br/>
       <w:br/>
     </w:r>

--- a/klagomål/A 33004-2026 FSC-klagomål.docx
+++ b/klagomål/A 33004-2026 FSC-klagomål.docx
@@ -860,7 +860,7 @@
     <w:r>
       <w:tab/>
       <w:tab/>
-      <w:t>2026-09-25</w:t>
+      <w:t>2026-09-26</w:t>
       <w:br/>
       <w:br/>
     </w:r>

--- a/klagomål/A 33004-2026 FSC-klagomål.docx
+++ b/klagomål/A 33004-2026 FSC-klagomål.docx
@@ -860,7 +860,7 @@
     <w:r>
       <w:tab/>
       <w:tab/>
-      <w:t>2026-09-26</w:t>
+      <w:t>2026-09-27</w:t>
       <w:br/>
       <w:br/>
     </w:r>

--- a/klagomål/A 33004-2026 FSC-klagomål.docx
+++ b/klagomål/A 33004-2026 FSC-klagomål.docx
@@ -860,7 +860,7 @@
     <w:r>
       <w:tab/>
       <w:tab/>
-      <w:t>2026-09-27</w:t>
+      <w:t>2026-09-28</w:t>
       <w:br/>
       <w:br/>
     </w:r>

--- a/klagomål/A 33004-2026 FSC-klagomål.docx
+++ b/klagomål/A 33004-2026 FSC-klagomål.docx
@@ -860,7 +860,7 @@
     <w:r>
       <w:tab/>
       <w:tab/>
-      <w:t>2026-09-28</w:t>
+      <w:t>2026-09-29</w:t>
       <w:br/>
       <w:br/>
     </w:r>

--- a/klagomål/A 33004-2026 FSC-klagomål.docx
+++ b/klagomål/A 33004-2026 FSC-klagomål.docx
@@ -860,7 +860,7 @@
     <w:r>
       <w:tab/>
       <w:tab/>
-      <w:t>2026-09-29</w:t>
+      <w:t>2026-09-30</w:t>
       <w:br/>
       <w:br/>
     </w:r>

--- a/klagomål/A 33004-2026 FSC-klagomål.docx
+++ b/klagomål/A 33004-2026 FSC-klagomål.docx
@@ -860,7 +860,7 @@
     <w:r>
       <w:tab/>
       <w:tab/>
-      <w:t>2026-09-30</w:t>
+      <w:t>2026-10-01</w:t>
       <w:br/>
       <w:br/>
     </w:r>

--- a/klagomål/A 33004-2026 FSC-klagomål.docx
+++ b/klagomål/A 33004-2026 FSC-klagomål.docx
@@ -860,7 +860,7 @@
     <w:r>
       <w:tab/>
       <w:tab/>
-      <w:t>2026-10-01</w:t>
+      <w:t>2026-10-02</w:t>
       <w:br/>
       <w:br/>
     </w:r>

--- a/klagomål/A 33004-2026 FSC-klagomål.docx
+++ b/klagomål/A 33004-2026 FSC-klagomål.docx
@@ -860,7 +860,7 @@
     <w:r>
       <w:tab/>
       <w:tab/>
-      <w:t>2026-10-02</w:t>
+      <w:t>2026-10-03</w:t>
       <w:br/>
       <w:br/>
     </w:r>

--- a/klagomål/A 33004-2026 FSC-klagomål.docx
+++ b/klagomål/A 33004-2026 FSC-klagomål.docx
@@ -860,7 +860,7 @@
     <w:r>
       <w:tab/>
       <w:tab/>
-      <w:t>2026-10-03</w:t>
+      <w:t>2026-10-04</w:t>
       <w:br/>
       <w:br/>
     </w:r>

--- a/klagomål/A 33004-2026 FSC-klagomål.docx
+++ b/klagomål/A 33004-2026 FSC-klagomål.docx
@@ -860,7 +860,7 @@
     <w:r>
       <w:tab/>
       <w:tab/>
-      <w:t>2026-10-04</w:t>
+      <w:t>2026-10-05</w:t>
       <w:br/>
       <w:br/>
     </w:r>

--- a/klagomål/A 33004-2026 FSC-klagomål.docx
+++ b/klagomål/A 33004-2026 FSC-klagomål.docx
@@ -860,7 +860,7 @@
     <w:r>
       <w:tab/>
       <w:tab/>
-      <w:t>2026-10-05</w:t>
+      <w:t>2026-10-06</w:t>
       <w:br/>
       <w:br/>
     </w:r>

--- a/klagomål/A 33004-2026 FSC-klagomål.docx
+++ b/klagomål/A 33004-2026 FSC-klagomål.docx
@@ -860,7 +860,7 @@
     <w:r>
       <w:tab/>
       <w:tab/>
-      <w:t>2026-10-06</w:t>
+      <w:t>2026-10-07</w:t>
       <w:br/>
       <w:br/>
     </w:r>

--- a/klagomål/A 33004-2026 FSC-klagomål.docx
+++ b/klagomål/A 33004-2026 FSC-klagomål.docx
@@ -860,7 +860,7 @@
     <w:r>
       <w:tab/>
       <w:tab/>
-      <w:t>2026-10-07</w:t>
+      <w:t>2026-10-08</w:t>
       <w:br/>
       <w:br/>
     </w:r>

--- a/klagomål/A 33004-2026 FSC-klagomål.docx
+++ b/klagomål/A 33004-2026 FSC-klagomål.docx
@@ -860,7 +860,7 @@
     <w:r>
       <w:tab/>
       <w:tab/>
-      <w:t>2026-10-08</w:t>
+      <w:t>2026-10-09</w:t>
       <w:br/>
       <w:br/>
     </w:r>

--- a/klagomål/A 33004-2026 FSC-klagomål.docx
+++ b/klagomål/A 33004-2026 FSC-klagomål.docx
@@ -860,7 +860,7 @@
     <w:r>
       <w:tab/>
       <w:tab/>
-      <w:t>2026-10-09</w:t>
+      <w:t>2026-10-10</w:t>
       <w:br/>
       <w:br/>
     </w:r>

--- a/klagomål/A 33004-2026 FSC-klagomål.docx
+++ b/klagomål/A 33004-2026 FSC-klagomål.docx
@@ -860,7 +860,7 @@
     <w:r>
       <w:tab/>
       <w:tab/>
-      <w:t>2026-10-10</w:t>
+      <w:t>2026-10-11</w:t>
       <w:br/>
       <w:br/>
     </w:r>

--- a/klagomål/A 33004-2026 FSC-klagomål.docx
+++ b/klagomål/A 33004-2026 FSC-klagomål.docx
@@ -860,7 +860,7 @@
     <w:r>
       <w:tab/>
       <w:tab/>
-      <w:t>2026-10-11</w:t>
+      <w:t>2026-10-12</w:t>
       <w:br/>
       <w:br/>
     </w:r>

--- a/klagomål/A 33004-2026 FSC-klagomål.docx
+++ b/klagomål/A 33004-2026 FSC-klagomål.docx
@@ -860,7 +860,7 @@
     <w:r>
       <w:tab/>
       <w:tab/>
-      <w:t>2026-10-12</w:t>
+      <w:t>2026-10-13</w:t>
       <w:br/>
       <w:br/>
     </w:r>

--- a/klagomål/A 33004-2026 FSC-klagomål.docx
+++ b/klagomål/A 33004-2026 FSC-klagomål.docx
@@ -860,7 +860,7 @@
     <w:r>
       <w:tab/>
       <w:tab/>
-      <w:t>2026-10-13</w:t>
+      <w:t>2026-10-14</w:t>
       <w:br/>
       <w:br/>
     </w:r>

--- a/klagomål/A 33004-2026 FSC-klagomål.docx
+++ b/klagomål/A 33004-2026 FSC-klagomål.docx
@@ -860,7 +860,7 @@
     <w:r>
       <w:tab/>
       <w:tab/>
-      <w:t>2026-10-14</w:t>
+      <w:t>2026-10-15</w:t>
       <w:br/>
       <w:br/>
     </w:r>

--- a/klagomål/A 33004-2026 FSC-klagomål.docx
+++ b/klagomål/A 33004-2026 FSC-klagomål.docx
@@ -860,7 +860,7 @@
     <w:r>
       <w:tab/>
       <w:tab/>
-      <w:t>2026-10-15</w:t>
+      <w:t>2026-10-16</w:t>
       <w:br/>
       <w:br/>
     </w:r>

--- a/klagomål/A 33004-2026 FSC-klagomål.docx
+++ b/klagomål/A 33004-2026 FSC-klagomål.docx
@@ -860,7 +860,7 @@
     <w:r>
       <w:tab/>
       <w:tab/>
-      <w:t>2026-10-16</w:t>
+      <w:t>2026-10-17</w:t>
       <w:br/>
       <w:br/>
     </w:r>

--- a/klagomål/A 33004-2026 FSC-klagomål.docx
+++ b/klagomål/A 33004-2026 FSC-klagomål.docx
@@ -178,7 +178,7 @@
       <w:r>
         <w:drawing>
           <wp:inline xmlns:a="http://schemas.openxmlformats.org/drawingml/2006/main" xmlns:pic="http://schemas.openxmlformats.org/drawingml/2006/picture">
-            <wp:extent cx="5486400" cy="4973582"/>
+            <wp:extent cx="5486400" cy="5082933"/>
             <wp:docPr id="1" name="Picture 1"/>
             <wp:cNvGraphicFramePr>
               <a:graphicFrameLocks noChangeAspect="1"/>
@@ -199,7 +199,7 @@
                   <pic:spPr>
                     <a:xfrm>
                       <a:off x="0" y="0"/>
-                      <a:ext cx="5486400" cy="4973582"/>
+                      <a:ext cx="5486400" cy="5082933"/>
                     </a:xfrm>
                     <a:prstGeom prst="rect"/>
                   </pic:spPr>
@@ -216,12 +216,12 @@
         <w:spacing w:after="240"/>
       </w:pPr>
       <w:r>
-        <w:t>Figur 1. Fyndplatser för naturvårdsarter i och inom 22 meter från avverkningsanmälan. Markörer utan svart kant är placerade på fyndplatsen. Markörer med svart kant är placerade vid sidan av fyndplatsen och har ett svart streck som visar fyndplatsens exakta position. Kartans mittpunktskoordinat är N 6577372, E 585103 i SWEREF 99 TM.</w:t>
+        <w:t>Figur 1. Fyndplatser för naturvårdsarter i och inom 24 meter från avverkningsanmälan. Markörer utan svart kant är placerade på fyndplatsen. Markörer med svart kant är placerade vid sidan av fyndplatsen och har ett svart streck som visar fyndplatsens exakta position. Kartans mittpunktskoordinat är N 6577372, E 585103 i SWEREF 99 TM.</w:t>
       </w:r>
     </w:p>
     <w:p>
       <w:r>
-        <w:t>I och inom 22 meter från avverkningsanmälan finns fynd av 6 naturvårdsarter, varav 1 är rödlistad, 3 är fridlysta, 4 är typiska (T) och 2 är signalarter (S): älg (NT), hasselticka (S, T), tibast (S, T), blåsippa (T, §9), spillkråka (T, §4) och vanlig padda (§6). Se Figur 1.</w:t>
+        <w:t>I och inom 24 meter från avverkningsanmälan finns fynd av 8 naturvårdsarter, varav 2 är rödlistade, 3 är fridlysta, 6 är typiska (T) och 3 är signalarter (S): kandelabersvamp (NT, T), älg (NT), hasselticka (S, T), svart trolldruva (S, T), tibast (S, T), blåsippa (T, §9), spillkråka (T, §4) och vanlig padda (§6). Se Figur 1.</w:t>
       </w:r>
     </w:p>
     <w:p>
@@ -252,6 +252,26 @@
         <w:rPr>
           <w:b/>
         </w:rPr>
+        <w:t>Kandelabersvamp (NT)</w:t>
+      </w:r>
+      <w:r>
+        <w:t xml:space="preserve"> är en mycket bra signalart på skyddsvärda skogsbestånd i hela sitt utbredningsområde. Svampen indikerar sena aspsuccessioner inom områden med konstant hög luftfuktighet. Kandelabersvamp är typisk art för </w:t>
+      </w:r>
+      <w:r>
+        <w:rPr>
+          <w:i/>
+        </w:rPr>
+        <w:t xml:space="preserve">9010 Taiga </w:t>
+      </w:r>
+      <w:r>
+        <w:t>(Nitare &amp; Skogsstyrelsen, 2019; SLU Artdatabanken, 2025).</w:t>
+      </w:r>
+    </w:p>
+    <w:p>
+      <w:r>
+        <w:rPr>
+          <w:b/>
+        </w:rPr>
         <w:t>Hasselticka</w:t>
       </w:r>
       <w:r>
@@ -274,6 +294,44 @@
       </w:r>
       <w:r>
         <w:t>(Nitare &amp; Skogsstyrelsen, 2019; SLU Artdatabanken, 2025).</w:t>
+      </w:r>
+    </w:p>
+    <w:p>
+      <w:r>
+        <w:rPr>
+          <w:b/>
+        </w:rPr>
+        <w:t>Svart trolldruva</w:t>
+      </w:r>
+      <w:r>
+        <w:t xml:space="preserve"> är en kalkgynnad växt som förekommer på näringsrik frisk mulljord i såväl bördiga kalkbarrskogar som sydliga kalklövskogar och lundar. Arten är en bra signalart för skyddsvärda biotoper i såväl löv- som barrskogar och tål inte slutavverkning och markberedning. Trolldruva är värdväxt för ett antal sällsynta fjärilsarter som ställer höga krav på sina livsmiljöer, däribland trolldruvemätare (EN), skuggmalmätare (VU) och trolldruvelobmätare (VU). Svart trolldruva är typisk art för </w:t>
+      </w:r>
+      <w:r>
+        <w:rPr>
+          <w:i/>
+        </w:rPr>
+        <w:t>9050 Näringsrik granskog,</w:t>
+      </w:r>
+      <w:r>
+        <w:t xml:space="preserve"> </w:t>
+      </w:r>
+      <w:r>
+        <w:rPr>
+          <w:i/>
+        </w:rPr>
+        <w:t xml:space="preserve">9020 Nordlig ädellövskog, 9160 Näringsrik ekskog, 9180 Ädellövskog i branter </w:t>
+      </w:r>
+      <w:r>
+        <w:t>och</w:t>
+      </w:r>
+      <w:r>
+        <w:rPr>
+          <w:i/>
+        </w:rPr>
+        <w:t xml:space="preserve"> 1610 Åsöar i Östersjön</w:t>
+      </w:r>
+      <w:r>
+        <w:t xml:space="preserve"> (SLU Artdatabanken, 2024; Nitare &amp; Skogsstyrelsen, 2019).</w:t>
       </w:r>
     </w:p>
     <w:p>
@@ -460,7 +518,7 @@
         <w:rPr>
           <w:i/>
         </w:rPr>
-        <w:t>I det avverkningsanmälda skogsområdet har 6 naturvårdsarter varav 1 rödlistade arter sina livsmiljöer och växtplatser.</w:t>
+        <w:t>I det avverkningsanmälda skogsområdet har 8 naturvårdsarter varav 2 rödlistade arter sina livsmiljöer och växtplatser.</w:t>
       </w:r>
     </w:p>
     <w:p>
@@ -860,7 +918,7 @@
     <w:r>
       <w:tab/>
       <w:tab/>
-      <w:t>2026-10-17</w:t>
+      <w:t>2026-10-18</w:t>
       <w:br/>
       <w:br/>
     </w:r>

--- a/klagomål/A 33004-2026 FSC-klagomål.docx
+++ b/klagomål/A 33004-2026 FSC-klagomål.docx
@@ -918,7 +918,7 @@
     <w:r>
       <w:tab/>
       <w:tab/>
-      <w:t>2026-10-18</w:t>
+      <w:t>2026-10-19</w:t>
       <w:br/>
       <w:br/>
     </w:r>

--- a/klagomål/A 33004-2026 FSC-klagomål.docx
+++ b/klagomål/A 33004-2026 FSC-klagomål.docx
@@ -918,7 +918,7 @@
     <w:r>
       <w:tab/>
       <w:tab/>
-      <w:t>2026-10-19</w:t>
+      <w:t>2026-10-20</w:t>
       <w:br/>
       <w:br/>
     </w:r>

--- a/klagomål/A 33004-2026 FSC-klagomål.docx
+++ b/klagomål/A 33004-2026 FSC-klagomål.docx
@@ -918,7 +918,7 @@
     <w:r>
       <w:tab/>
       <w:tab/>
-      <w:t>2026-10-20</w:t>
+      <w:t>2026-10-21</w:t>
       <w:br/>
       <w:br/>
     </w:r>

--- a/klagomål/A 33004-2026 FSC-klagomål.docx
+++ b/klagomål/A 33004-2026 FSC-klagomål.docx
@@ -918,7 +918,7 @@
     <w:r>
       <w:tab/>
       <w:tab/>
-      <w:t>2026-10-21</w:t>
+      <w:t>2026-10-22</w:t>
       <w:br/>
       <w:br/>
     </w:r>

--- a/klagomål/A 33004-2026 FSC-klagomål.docx
+++ b/klagomål/A 33004-2026 FSC-klagomål.docx
@@ -918,7 +918,7 @@
     <w:r>
       <w:tab/>
       <w:tab/>
-      <w:t>2026-10-22</w:t>
+      <w:t>2026-10-23</w:t>
       <w:br/>
       <w:br/>
     </w:r>

--- a/klagomål/A 33004-2026 FSC-klagomål.docx
+++ b/klagomål/A 33004-2026 FSC-klagomål.docx
@@ -918,7 +918,7 @@
     <w:r>
       <w:tab/>
       <w:tab/>
-      <w:t>2026-10-23</w:t>
+      <w:t>2026-10-24</w:t>
       <w:br/>
       <w:br/>
     </w:r>

--- a/klagomål/A 33004-2026 FSC-klagomål.docx
+++ b/klagomål/A 33004-2026 FSC-klagomål.docx
@@ -918,7 +918,7 @@
     <w:r>
       <w:tab/>
       <w:tab/>
-      <w:t>2026-10-24</w:t>
+      <w:t>2026-10-25</w:t>
       <w:br/>
       <w:br/>
     </w:r>

--- a/klagomål/A 33004-2026 FSC-klagomål.docx
+++ b/klagomål/A 33004-2026 FSC-klagomål.docx
@@ -918,7 +918,7 @@
     <w:r>
       <w:tab/>
       <w:tab/>
-      <w:t>2026-10-25</w:t>
+      <w:t>2026-10-26</w:t>
       <w:br/>
       <w:br/>
     </w:r>

--- a/klagomål/A 33004-2026 FSC-klagomål.docx
+++ b/klagomål/A 33004-2026 FSC-klagomål.docx
@@ -918,7 +918,7 @@
     <w:r>
       <w:tab/>
       <w:tab/>
-      <w:t>2026-10-26</w:t>
+      <w:t>2026-10-27</w:t>
       <w:br/>
       <w:br/>
     </w:r>

--- a/klagomål/A 33004-2026 FSC-klagomål.docx
+++ b/klagomål/A 33004-2026 FSC-klagomål.docx
@@ -918,7 +918,7 @@
     <w:r>
       <w:tab/>
       <w:tab/>
-      <w:t>2026-10-27</w:t>
+      <w:t>2026-10-28</w:t>
       <w:br/>
       <w:br/>
     </w:r>

--- a/klagomål/A 33004-2026 FSC-klagomål.docx
+++ b/klagomål/A 33004-2026 FSC-klagomål.docx
@@ -918,7 +918,7 @@
     <w:r>
       <w:tab/>
       <w:tab/>
-      <w:t>2026-10-28</w:t>
+      <w:t>2026-10-29</w:t>
       <w:br/>
       <w:br/>
     </w:r>

--- a/klagomål/A 33004-2026 FSC-klagomål.docx
+++ b/klagomål/A 33004-2026 FSC-klagomål.docx
@@ -918,7 +918,7 @@
     <w:r>
       <w:tab/>
       <w:tab/>
-      <w:t>2026-10-29</w:t>
+      <w:t>2026-10-31</w:t>
       <w:br/>
       <w:br/>
     </w:r>
